--- a/lab_2/docs/epe_lab_2.docx
+++ b/lab_2/docs/epe_lab_2.docx
@@ -2153,15 +2153,7 @@
         <w:t>4</w:t>
       </w:r>
       <w:r>
-        <w:t xml:space="preserve"> – Диаграмма </w:t>
-      </w:r>
-      <w:proofErr w:type="spellStart"/>
-      <w:r>
-        <w:t>Ганта</w:t>
-      </w:r>
-      <w:proofErr w:type="spellEnd"/>
-      <w:r>
-        <w:t xml:space="preserve"> проекта тренировочного задания с назначенными трудовыми ресурсами</w:t>
+        <w:t xml:space="preserve"> – Диаграмма Ганта проекта тренировочного задания с назначенными трудовыми ресурсами</w:t>
       </w:r>
     </w:p>
     <w:p/>
@@ -2487,14 +2479,11 @@
         <w:jc w:val="center"/>
       </w:pPr>
       <w:r>
-        <w:rPr>
-          <w:noProof/>
-        </w:rPr>
         <w:drawing>
-          <wp:inline distT="0" distB="0" distL="0" distR="0" wp14:anchorId="4F858F83" wp14:editId="112D0948">
-            <wp:extent cx="6645910" cy="2305685"/>
-            <wp:effectExtent l="0" t="0" r="2540" b="0"/>
-            <wp:docPr id="24" name="Рисунок 24"/>
+          <wp:inline distT="0" distB="0" distL="0" distR="0" wp14:anchorId="50BD9EBB" wp14:editId="3ED56C28">
+            <wp:extent cx="6645910" cy="3180715"/>
+            <wp:effectExtent l="0" t="0" r="2540" b="635"/>
+            <wp:docPr id="7" name="Рисунок 7"/>
             <wp:cNvGraphicFramePr>
               <a:graphicFrameLocks xmlns:a="http://schemas.openxmlformats.org/drawingml/2006/main" noChangeAspect="1"/>
             </wp:cNvGraphicFramePr>
@@ -2514,7 +2503,7 @@
                   <pic:spPr>
                     <a:xfrm>
                       <a:off x="0" y="0"/>
-                      <a:ext cx="6645910" cy="2305685"/>
+                      <a:ext cx="6645910" cy="3180715"/>
                     </a:xfrm>
                     <a:prstGeom prst="rect">
                       <a:avLst/>
@@ -2544,28 +2533,30 @@
     </w:p>
     <w:p>
       <w:r>
-        <w:t>Перегрузок ресурсов не возникло.</w:t>
-      </w:r>
-    </w:p>
-    <w:p>
-      <w:r>
-        <w:t>Добавление фиксированных затрат по 1000 р. задачам 2, 8 и 12 и аренда дополнительного сервера для задачи 8 представлено на рисунках 2.3 – 2.4.</w:t>
+        <w:t>Возникли 3 перегрузки</w:t>
+      </w:r>
+      <w:r>
+        <w:t xml:space="preserve"> у системного аналитика, художника-дизайнера и технического </w:t>
+      </w:r>
+      <w:r>
+        <w:t>писателя</w:t>
+      </w:r>
+      <w:r>
+        <w:t>.</w:t>
       </w:r>
     </w:p>
     <w:p>
       <w:pPr>
         <w:ind w:firstLine="0"/>
-      </w:pPr>
-      <w:r>
-        <w:rPr>
-          <w:noProof/>
-        </w:rPr>
+        <w:jc w:val="center"/>
+      </w:pPr>
+      <w:r>
         <w:lastRenderedPageBreak/>
         <w:drawing>
-          <wp:inline distT="0" distB="0" distL="0" distR="0" wp14:anchorId="15423FF1" wp14:editId="1D5A6054">
-            <wp:extent cx="6645910" cy="2320290"/>
-            <wp:effectExtent l="0" t="0" r="2540" b="3810"/>
-            <wp:docPr id="26" name="Рисунок 26"/>
+          <wp:inline distT="0" distB="0" distL="0" distR="0" wp14:anchorId="16F6DD11" wp14:editId="7BBF7A66">
+            <wp:extent cx="6645910" cy="2408555"/>
+            <wp:effectExtent l="0" t="0" r="2540" b="0"/>
+            <wp:docPr id="9" name="Рисунок 9"/>
             <wp:cNvGraphicFramePr>
               <a:graphicFrameLocks xmlns:a="http://schemas.openxmlformats.org/drawingml/2006/main" noChangeAspect="1"/>
             </wp:cNvGraphicFramePr>
@@ -2585,7 +2576,7 @@
                   <pic:spPr>
                     <a:xfrm>
                       <a:off x="0" y="0"/>
-                      <a:ext cx="6645910" cy="2320290"/>
+                      <a:ext cx="6645910" cy="2408555"/>
                     </a:xfrm>
                     <a:prstGeom prst="rect">
                       <a:avLst/>
@@ -2601,10 +2592,9 @@
     <w:p>
       <w:pPr>
         <w:ind w:firstLine="0"/>
-        <w:jc w:val="center"/>
-      </w:pPr>
-      <w:r>
-        <w:t>Рисунок 2.3 – Ресурсный лист</w:t>
+      </w:pPr>
+      <w:r>
+        <w:t>На примере системного аналитика видно, что перегрузка возникла из-за того что ему выдали задачи, которые начинаются в одно и то же время с трудозатратами суммарно 200 часов, а срок выполнения задач 2 и 3 недели.</w:t>
       </w:r>
     </w:p>
     <w:p>
@@ -2613,14 +2603,11 @@
         <w:jc w:val="center"/>
       </w:pPr>
       <w:r>
-        <w:rPr>
-          <w:noProof/>
-        </w:rPr>
         <w:drawing>
-          <wp:inline distT="0" distB="0" distL="0" distR="0" wp14:anchorId="6971F9A6" wp14:editId="364433F9">
-            <wp:extent cx="5195888" cy="1733618"/>
-            <wp:effectExtent l="0" t="0" r="5080" b="0"/>
-            <wp:docPr id="28" name="Рисунок 28"/>
+          <wp:inline distT="0" distB="0" distL="0" distR="0" wp14:anchorId="439296AC" wp14:editId="0077BB72">
+            <wp:extent cx="6645910" cy="1726565"/>
+            <wp:effectExtent l="0" t="0" r="2540" b="6985"/>
+            <wp:docPr id="10" name="Рисунок 10"/>
             <wp:cNvGraphicFramePr>
               <a:graphicFrameLocks xmlns:a="http://schemas.openxmlformats.org/drawingml/2006/main" noChangeAspect="1"/>
             </wp:cNvGraphicFramePr>
@@ -2640,7 +2627,7 @@
                   <pic:spPr>
                     <a:xfrm>
                       <a:off x="0" y="0"/>
-                      <a:ext cx="5204304" cy="1736426"/>
+                      <a:ext cx="6645910" cy="1726565"/>
                     </a:xfrm>
                     <a:prstGeom prst="rect">
                       <a:avLst/>
@@ -2654,84 +2641,23 @@
       </w:r>
     </w:p>
     <w:p>
+      <w:r>
+        <w:t>Добавление фиксированных затрат по 1000 р. задачам 2, 8 и 12 и аренда дополнительного сервера для задачи 8 представлено на рисунках 2.3 – 2.4.</w:t>
+      </w:r>
+    </w:p>
+    <w:p>
       <w:pPr>
         <w:ind w:firstLine="0"/>
-        <w:jc w:val="center"/>
-      </w:pPr>
-      <w:r>
-        <w:t>Рисунок 2.4 – Аренда дополнительного сервера</w:t>
-      </w:r>
-    </w:p>
-    <w:p>
-      <w:pPr>
-        <w:ind w:firstLine="0"/>
-      </w:pPr>
-    </w:p>
-    <w:p>
-      <w:pPr>
-        <w:ind w:firstLine="0"/>
-      </w:pPr>
-    </w:p>
-    <w:p>
-      <w:pPr>
-        <w:pStyle w:val="2"/>
-      </w:pPr>
-      <w:r>
-        <w:t>2.3 Задание 3: Анализ затрат по группам ресурсов</w:t>
-      </w:r>
-    </w:p>
-    <w:p>
-      <w:pPr>
-        <w:rPr>
-          <w:lang w:val="en-US"/>
-        </w:rPr>
-      </w:pPr>
-      <w:r>
-        <w:t>Структуризаци</w:t>
-      </w:r>
-      <w:r>
-        <w:t>я</w:t>
-      </w:r>
-      <w:r>
-        <w:t xml:space="preserve"> затрат по группам ресурсов приведены на рисунк</w:t>
-      </w:r>
-      <w:r>
-        <w:t>е 2.5.</w:t>
-      </w:r>
-      <w:r>
-        <w:t xml:space="preserve"> </w:t>
-      </w:r>
-      <w:r>
-        <w:t>Вид -</w:t>
-      </w:r>
-      <w:r>
-        <w:t>&gt;</w:t>
-      </w:r>
-      <w:r>
-        <w:t xml:space="preserve"> Лист ресурсов, Таблицы -</w:t>
-      </w:r>
-      <w:r>
-        <w:t>&gt;</w:t>
-      </w:r>
-      <w:r>
-        <w:t xml:space="preserve"> Затраты, Группировка по группам ресурсов</w:t>
-      </w:r>
-      <w:r>
-        <w:t>.</w:t>
-      </w:r>
-    </w:p>
-    <w:p>
-      <w:pPr>
-        <w:ind w:firstLine="0"/>
-        <w:jc w:val="center"/>
-      </w:pPr>
-      <w:r>
-        <w:lastRenderedPageBreak/>
+      </w:pPr>
+      <w:r>
+        <w:rPr>
+          <w:noProof/>
+        </w:rPr>
         <w:drawing>
-          <wp:inline distT="0" distB="0" distL="0" distR="0" wp14:anchorId="7C88B0F8" wp14:editId="14B0C1A4">
-            <wp:extent cx="6645910" cy="5574030"/>
-            <wp:effectExtent l="0" t="0" r="2540" b="7620"/>
-            <wp:docPr id="2" name="Рисунок 2"/>
+          <wp:inline distT="0" distB="0" distL="0" distR="0" wp14:anchorId="15423FF1" wp14:editId="1D5A6054">
+            <wp:extent cx="6645910" cy="2320290"/>
+            <wp:effectExtent l="0" t="0" r="2540" b="3810"/>
+            <wp:docPr id="26" name="Рисунок 26"/>
             <wp:cNvGraphicFramePr>
               <a:graphicFrameLocks xmlns:a="http://schemas.openxmlformats.org/drawingml/2006/main" noChangeAspect="1"/>
             </wp:cNvGraphicFramePr>
@@ -2751,7 +2677,7 @@
                   <pic:spPr>
                     <a:xfrm>
                       <a:off x="0" y="0"/>
-                      <a:ext cx="6645910" cy="5574030"/>
+                      <a:ext cx="6645910" cy="2320290"/>
                     </a:xfrm>
                     <a:prstGeom prst="rect">
                       <a:avLst/>
@@ -2770,45 +2696,7 @@
         <w:jc w:val="center"/>
       </w:pPr>
       <w:r>
-        <w:t xml:space="preserve">Рисунок </w:t>
-      </w:r>
-      <w:r>
-        <w:t>2.</w:t>
-      </w:r>
-      <w:r>
-        <w:t>5</w:t>
-      </w:r>
-      <w:r>
-        <w:t xml:space="preserve"> – Структуризация затрат по группам ресурсов</w:t>
-      </w:r>
-    </w:p>
-    <w:p>
-      <w:r>
-        <w:t>Кругов</w:t>
-      </w:r>
-      <w:r>
-        <w:t>ая</w:t>
-      </w:r>
-      <w:r>
-        <w:t xml:space="preserve"> диаграмм</w:t>
-      </w:r>
-      <w:r>
-        <w:t>а</w:t>
-      </w:r>
-      <w:r>
-        <w:t xml:space="preserve"> о затратах</w:t>
-      </w:r>
-      <w:r>
-        <w:t xml:space="preserve"> </w:t>
-      </w:r>
-      <w:r>
-        <w:t>по структурным группам ресурсов представлены на рисунк</w:t>
-      </w:r>
-      <w:r>
-        <w:t>е 2.6</w:t>
-      </w:r>
-      <w:r>
-        <w:t>.</w:t>
+        <w:t>Рисунок 2.3 – Ресурсный лист</w:t>
       </w:r>
     </w:p>
     <w:p>
@@ -2817,12 +2705,15 @@
         <w:jc w:val="center"/>
       </w:pPr>
       <w:r>
+        <w:rPr>
+          <w:noProof/>
+        </w:rPr>
         <w:lastRenderedPageBreak/>
         <w:drawing>
-          <wp:inline distT="0" distB="0" distL="0" distR="0" wp14:anchorId="3C59C3F3" wp14:editId="7B018DC6">
-            <wp:extent cx="6161323" cy="3515710"/>
-            <wp:effectExtent l="0" t="0" r="0" b="8890"/>
-            <wp:docPr id="5" name="Рисунок 5"/>
+          <wp:inline distT="0" distB="0" distL="0" distR="0" wp14:anchorId="6971F9A6" wp14:editId="364433F9">
+            <wp:extent cx="5195888" cy="1733618"/>
+            <wp:effectExtent l="0" t="0" r="5080" b="0"/>
+            <wp:docPr id="28" name="Рисунок 28"/>
             <wp:cNvGraphicFramePr>
               <a:graphicFrameLocks xmlns:a="http://schemas.openxmlformats.org/drawingml/2006/main" noChangeAspect="1"/>
             </wp:cNvGraphicFramePr>
@@ -2842,7 +2733,7 @@
                   <pic:spPr>
                     <a:xfrm>
                       <a:off x="0" y="0"/>
-                      <a:ext cx="6173806" cy="3522833"/>
+                      <a:ext cx="5204304" cy="1736426"/>
                     </a:xfrm>
                     <a:prstGeom prst="rect">
                       <a:avLst/>
@@ -2861,19 +2752,7 @@
         <w:jc w:val="center"/>
       </w:pPr>
       <w:r>
-        <w:t xml:space="preserve">Рисунок </w:t>
-      </w:r>
-      <w:r>
-        <w:t>2.6</w:t>
-      </w:r>
-      <w:r>
-        <w:t xml:space="preserve"> – Распределение затрат по структурным </w:t>
-      </w:r>
-      <w:r>
-        <w:t>группам</w:t>
-      </w:r>
-      <w:r>
-        <w:t xml:space="preserve"> ресурсов</w:t>
+        <w:t>Рисунок 2.4 – Аренда дополнительного сервера</w:t>
       </w:r>
     </w:p>
     <w:p>
@@ -2882,6 +2761,125 @@
       </w:pPr>
     </w:p>
     <w:p>
+      <w:pPr>
+        <w:ind w:firstLine="0"/>
+      </w:pPr>
+    </w:p>
+    <w:p>
+      <w:pPr>
+        <w:ind w:firstLine="0"/>
+      </w:pPr>
+    </w:p>
+    <w:p>
+      <w:pPr>
+        <w:ind w:firstLine="0"/>
+      </w:pPr>
+    </w:p>
+    <w:p>
+      <w:pPr>
+        <w:ind w:firstLine="0"/>
+      </w:pPr>
+    </w:p>
+    <w:p>
+      <w:pPr>
+        <w:ind w:firstLine="0"/>
+      </w:pPr>
+    </w:p>
+    <w:p>
+      <w:pPr>
+        <w:ind w:firstLine="0"/>
+      </w:pPr>
+    </w:p>
+    <w:p>
+      <w:pPr>
+        <w:ind w:firstLine="0"/>
+      </w:pPr>
+    </w:p>
+    <w:p>
+      <w:pPr>
+        <w:ind w:firstLine="0"/>
+      </w:pPr>
+    </w:p>
+    <w:p>
+      <w:pPr>
+        <w:ind w:firstLine="0"/>
+      </w:pPr>
+    </w:p>
+    <w:p>
+      <w:pPr>
+        <w:ind w:firstLine="0"/>
+      </w:pPr>
+    </w:p>
+    <w:p>
+      <w:pPr>
+        <w:ind w:firstLine="0"/>
+      </w:pPr>
+    </w:p>
+    <w:p>
+      <w:pPr>
+        <w:ind w:firstLine="0"/>
+      </w:pPr>
+    </w:p>
+    <w:p>
+      <w:pPr>
+        <w:ind w:firstLine="0"/>
+      </w:pPr>
+    </w:p>
+    <w:p>
+      <w:pPr>
+        <w:ind w:firstLine="0"/>
+      </w:pPr>
+    </w:p>
+    <w:p>
+      <w:pPr>
+        <w:ind w:firstLine="0"/>
+      </w:pPr>
+    </w:p>
+    <w:p>
+      <w:pPr>
+        <w:ind w:firstLine="0"/>
+      </w:pPr>
+    </w:p>
+    <w:p>
+      <w:pPr>
+        <w:ind w:firstLine="0"/>
+      </w:pPr>
+    </w:p>
+    <w:p>
+      <w:pPr>
+        <w:ind w:firstLine="0"/>
+      </w:pPr>
+    </w:p>
+    <w:p>
+      <w:pPr>
+        <w:ind w:firstLine="0"/>
+      </w:pPr>
+    </w:p>
+    <w:p>
+      <w:pPr>
+        <w:ind w:firstLine="0"/>
+      </w:pPr>
+    </w:p>
+    <w:p>
+      <w:pPr>
+        <w:ind w:firstLine="0"/>
+      </w:pPr>
+    </w:p>
+    <w:p>
+      <w:pPr>
+        <w:pStyle w:val="2"/>
+      </w:pPr>
+      <w:r>
+        <w:lastRenderedPageBreak/>
+        <w:t>2.3 Задание 3: Анализ затрат по группам ресурсов</w:t>
+      </w:r>
+    </w:p>
+    <w:p>
+      <w:pPr>
+        <w:rPr>
+          <w:lang w:val="en-US"/>
+        </w:rPr>
+      </w:pPr>
       <w:r>
         <w:t>Структуризаци</w:t>
       </w:r>
@@ -2889,13 +2887,7 @@
         <w:t>я</w:t>
       </w:r>
       <w:r>
-        <w:t xml:space="preserve"> трудозатрат по группам ресурсов приведены на рисунке 2.</w:t>
-      </w:r>
-      <w:r>
-        <w:t>7</w:t>
-      </w:r>
-      <w:r>
-        <w:t>.</w:t>
+        <w:t xml:space="preserve"> затрат по группам ресурсов приведены на рисунке 2.5.</w:t>
       </w:r>
       <w:r>
         <w:t xml:space="preserve"> </w:t>
@@ -2913,13 +2905,7 @@
         <w:t>&gt;</w:t>
       </w:r>
       <w:r>
-        <w:t xml:space="preserve"> </w:t>
-      </w:r>
-      <w:r>
-        <w:t>Трудоз</w:t>
-      </w:r>
-      <w:r>
-        <w:t>атраты, Группировка по группам ресурсов</w:t>
+        <w:t xml:space="preserve"> Затраты, Группировка по группам ресурсов</w:t>
       </w:r>
       <w:r>
         <w:t>.</w:t>
@@ -2932,10 +2918,10 @@
       </w:pPr>
       <w:r>
         <w:drawing>
-          <wp:inline distT="0" distB="0" distL="0" distR="0" wp14:anchorId="12C6F163" wp14:editId="32AB6F92">
-            <wp:extent cx="6645910" cy="4148455"/>
-            <wp:effectExtent l="0" t="0" r="2540" b="4445"/>
-            <wp:docPr id="3" name="Рисунок 3"/>
+          <wp:inline distT="0" distB="0" distL="0" distR="0" wp14:anchorId="206BF114" wp14:editId="4B047F79">
+            <wp:extent cx="6645910" cy="5620385"/>
+            <wp:effectExtent l="0" t="0" r="2540" b="0"/>
+            <wp:docPr id="11" name="Рисунок 11"/>
             <wp:cNvGraphicFramePr>
               <a:graphicFrameLocks xmlns:a="http://schemas.openxmlformats.org/drawingml/2006/main" noChangeAspect="1"/>
             </wp:cNvGraphicFramePr>
@@ -2955,7 +2941,7 @@
                   <pic:spPr>
                     <a:xfrm>
                       <a:off x="0" y="0"/>
-                      <a:ext cx="6645910" cy="4148455"/>
+                      <a:ext cx="6645910" cy="5620385"/>
                     </a:xfrm>
                     <a:prstGeom prst="rect">
                       <a:avLst/>
@@ -2980,45 +2966,47 @@
         <w:t>2.</w:t>
       </w:r>
       <w:r>
-        <w:t>7</w:t>
-      </w:r>
-      <w:r>
-        <w:t xml:space="preserve"> – Структуризация трудозатрат</w:t>
+        <w:t>5</w:t>
+      </w:r>
+      <w:r>
+        <w:t xml:space="preserve"> – Структуризация затрат по группам ресурсов</w:t>
+      </w:r>
+    </w:p>
+    <w:p>
+      <w:r>
+        <w:t>Круговая диаграмм</w:t>
+      </w:r>
+      <w:r>
+        <w:t>а</w:t>
+      </w:r>
+      <w:r>
+        <w:t xml:space="preserve"> о затратах</w:t>
       </w:r>
       <w:r>
         <w:t xml:space="preserve"> </w:t>
       </w:r>
       <w:r>
-        <w:t>по группам ресурсов</w:t>
+        <w:t>по структурным группам ресурсов представлены на рисунк</w:t>
+      </w:r>
+      <w:r>
+        <w:t>е 2.6</w:t>
+      </w:r>
+      <w:r>
+        <w:t>.</w:t>
       </w:r>
     </w:p>
     <w:p>
       <w:pPr>
         <w:ind w:firstLine="0"/>
-      </w:pPr>
-    </w:p>
-    <w:p>
-      <w:pPr>
         <w:jc w:val="center"/>
       </w:pPr>
       <w:r>
-        <w:t xml:space="preserve">Круговая диаграмма о </w:t>
-      </w:r>
-      <w:r>
-        <w:t>трудо</w:t>
-      </w:r>
-      <w:r>
-        <w:t>затратах по структурным группам ресурсов представлены на рисунке 2.</w:t>
-      </w:r>
-      <w:r>
-        <w:t>8.</w:t>
-      </w:r>
-      <w:r>
+        <w:lastRenderedPageBreak/>
         <w:drawing>
-          <wp:inline distT="0" distB="0" distL="0" distR="0" wp14:anchorId="7B089A3E" wp14:editId="6E1455FA">
-            <wp:extent cx="6645910" cy="3959860"/>
-            <wp:effectExtent l="0" t="0" r="2540" b="2540"/>
-            <wp:docPr id="4" name="Рисунок 4"/>
+          <wp:inline distT="0" distB="0" distL="0" distR="0" wp14:anchorId="590AEA7E" wp14:editId="0CFBB75B">
+            <wp:extent cx="6645910" cy="4061460"/>
+            <wp:effectExtent l="0" t="0" r="2540" b="0"/>
+            <wp:docPr id="14" name="Рисунок 14"/>
             <wp:cNvGraphicFramePr>
               <a:graphicFrameLocks xmlns:a="http://schemas.openxmlformats.org/drawingml/2006/main" noChangeAspect="1"/>
             </wp:cNvGraphicFramePr>
@@ -3038,7 +3026,7 @@
                   <pic:spPr>
                     <a:xfrm>
                       <a:off x="0" y="0"/>
-                      <a:ext cx="6645910" cy="3959860"/>
+                      <a:ext cx="6645910" cy="4061460"/>
                     </a:xfrm>
                     <a:prstGeom prst="rect">
                       <a:avLst/>
@@ -3053,24 +3041,122 @@
     </w:p>
     <w:p>
       <w:pPr>
+        <w:ind w:firstLine="0"/>
         <w:jc w:val="center"/>
       </w:pPr>
       <w:r>
+        <w:t>Рисунок 2.6 – Распределение затрат по структурным группам ресурсов</w:t>
+      </w:r>
+    </w:p>
+    <w:p>
+      <w:pPr>
+        <w:ind w:firstLine="0"/>
+      </w:pPr>
+    </w:p>
+    <w:p>
+      <w:r>
+        <w:t>Структуризация трудозатрат по группам ресурсов приведены на рисунке 2.</w:t>
+      </w:r>
+      <w:r>
+        <w:t>7</w:t>
+      </w:r>
+      <w:r>
+        <w:t>.</w:t>
+      </w:r>
+      <w:r>
+        <w:t xml:space="preserve"> </w:t>
+      </w:r>
+      <w:r>
+        <w:t>Вид -</w:t>
+      </w:r>
+      <w:r>
+        <w:t>&gt;</w:t>
+      </w:r>
+      <w:r>
+        <w:t xml:space="preserve"> Лист ресурсов, Таблицы -</w:t>
+      </w:r>
+      <w:r>
+        <w:t>&gt;</w:t>
+      </w:r>
+      <w:r>
+        <w:t xml:space="preserve"> </w:t>
+      </w:r>
+      <w:r>
+        <w:t>Трудоз</w:t>
+      </w:r>
+      <w:r>
+        <w:t>атраты, Группировка по группам ресурсов</w:t>
+      </w:r>
+      <w:r>
+        <w:t>.</w:t>
+      </w:r>
+    </w:p>
+    <w:p>
+      <w:pPr>
+        <w:ind w:firstLine="0"/>
+        <w:jc w:val="center"/>
+      </w:pPr>
+      <w:r>
+        <w:lastRenderedPageBreak/>
+        <w:drawing>
+          <wp:inline distT="0" distB="0" distL="0" distR="0" wp14:anchorId="41D4AEB5" wp14:editId="32B864C7">
+            <wp:extent cx="6645910" cy="4270375"/>
+            <wp:effectExtent l="0" t="0" r="2540" b="0"/>
+            <wp:docPr id="12" name="Рисунок 12"/>
+            <wp:cNvGraphicFramePr>
+              <a:graphicFrameLocks xmlns:a="http://schemas.openxmlformats.org/drawingml/2006/main" noChangeAspect="1"/>
+            </wp:cNvGraphicFramePr>
+            <a:graphic xmlns:a="http://schemas.openxmlformats.org/drawingml/2006/main">
+              <a:graphicData uri="http://schemas.openxmlformats.org/drawingml/2006/picture">
+                <pic:pic xmlns:pic="http://schemas.openxmlformats.org/drawingml/2006/picture">
+                  <pic:nvPicPr>
+                    <pic:cNvPr id="1" name=""/>
+                    <pic:cNvPicPr/>
+                  </pic:nvPicPr>
+                  <pic:blipFill>
+                    <a:blip r:embed="rId21"/>
+                    <a:stretch>
+                      <a:fillRect/>
+                    </a:stretch>
+                  </pic:blipFill>
+                  <pic:spPr>
+                    <a:xfrm>
+                      <a:off x="0" y="0"/>
+                      <a:ext cx="6645910" cy="4270375"/>
+                    </a:xfrm>
+                    <a:prstGeom prst="rect">
+                      <a:avLst/>
+                    </a:prstGeom>
+                  </pic:spPr>
+                </pic:pic>
+              </a:graphicData>
+            </a:graphic>
+          </wp:inline>
+        </w:drawing>
+      </w:r>
+    </w:p>
+    <w:p>
+      <w:pPr>
+        <w:ind w:firstLine="0"/>
+        <w:jc w:val="center"/>
+      </w:pPr>
+      <w:r>
         <w:t xml:space="preserve">Рисунок </w:t>
       </w:r>
       <w:r>
-        <w:t>2.8</w:t>
-      </w:r>
-      <w:r>
-        <w:t xml:space="preserve"> – Распределение трудозатрат по структурным </w:t>
-      </w:r>
-      <w:proofErr w:type="spellStart"/>
-      <w:r>
-        <w:t>грyппам</w:t>
-      </w:r>
-      <w:proofErr w:type="spellEnd"/>
-      <w:r>
-        <w:t xml:space="preserve"> ресурсов</w:t>
+        <w:t>2.</w:t>
+      </w:r>
+      <w:r>
+        <w:t>7</w:t>
+      </w:r>
+      <w:r>
+        <w:t xml:space="preserve"> – Структуризация трудозатрат</w:t>
+      </w:r>
+      <w:r>
+        <w:t xml:space="preserve"> </w:t>
+      </w:r>
+      <w:r>
+        <w:t>по группам ресурсов</w:t>
       </w:r>
     </w:p>
     <w:p>
@@ -3080,6 +3166,77 @@
     </w:p>
     <w:p>
       <w:pPr>
+        <w:jc w:val="center"/>
+      </w:pPr>
+      <w:r>
+        <w:lastRenderedPageBreak/>
+        <w:t xml:space="preserve">Круговая диаграмма о </w:t>
+      </w:r>
+      <w:r>
+        <w:t>трудо</w:t>
+      </w:r>
+      <w:r>
+        <w:t>затратах по структурным группам ресурсов представлены на рисунке 2.8.</w:t>
+      </w:r>
+      <w:r>
+        <w:rPr>
+          <w:noProof/>
+        </w:rPr>
+        <w:t xml:space="preserve"> </w:t>
+      </w:r>
+      <w:r>
+        <w:drawing>
+          <wp:inline distT="0" distB="0" distL="0" distR="0" wp14:anchorId="3B47BBBD" wp14:editId="0547FC2B">
+            <wp:extent cx="6645910" cy="4100830"/>
+            <wp:effectExtent l="0" t="0" r="2540" b="0"/>
+            <wp:docPr id="13" name="Рисунок 13"/>
+            <wp:cNvGraphicFramePr>
+              <a:graphicFrameLocks xmlns:a="http://schemas.openxmlformats.org/drawingml/2006/main" noChangeAspect="1"/>
+            </wp:cNvGraphicFramePr>
+            <a:graphic xmlns:a="http://schemas.openxmlformats.org/drawingml/2006/main">
+              <a:graphicData uri="http://schemas.openxmlformats.org/drawingml/2006/picture">
+                <pic:pic xmlns:pic="http://schemas.openxmlformats.org/drawingml/2006/picture">
+                  <pic:nvPicPr>
+                    <pic:cNvPr id="1" name=""/>
+                    <pic:cNvPicPr/>
+                  </pic:nvPicPr>
+                  <pic:blipFill>
+                    <a:blip r:embed="rId22"/>
+                    <a:stretch>
+                      <a:fillRect/>
+                    </a:stretch>
+                  </pic:blipFill>
+                  <pic:spPr>
+                    <a:xfrm>
+                      <a:off x="0" y="0"/>
+                      <a:ext cx="6645910" cy="4100830"/>
+                    </a:xfrm>
+                    <a:prstGeom prst="rect">
+                      <a:avLst/>
+                    </a:prstGeom>
+                  </pic:spPr>
+                </pic:pic>
+              </a:graphicData>
+            </a:graphic>
+          </wp:inline>
+        </w:drawing>
+      </w:r>
+    </w:p>
+    <w:p>
+      <w:pPr>
+        <w:jc w:val="center"/>
+      </w:pPr>
+      <w:r>
+        <w:t>Рисунок 2.8 – Распределение трудозатрат по структурным грyппам ресурсов</w:t>
+      </w:r>
+    </w:p>
+    <w:p>
+      <w:pPr>
+        <w:ind w:firstLine="0"/>
+      </w:pPr>
+    </w:p>
+    <w:p>
+      <w:pPr>
         <w:pStyle w:val="1"/>
       </w:pPr>
       <w:r>
@@ -3100,18 +3257,7 @@
         <w:t xml:space="preserve">. </w:t>
       </w:r>
       <w:r>
-        <w:t xml:space="preserve">Так как бюджет проекта равен 50 000 </w:t>
-      </w:r>
-      <w:proofErr w:type="spellStart"/>
-      <w:r>
-        <w:t>руб</w:t>
-      </w:r>
-      <w:proofErr w:type="spellEnd"/>
-      <w:r>
-        <w:t>, то его хватит для покрытия всех расходов.</w:t>
-      </w:r>
-      <w:r>
-        <w:t xml:space="preserve"> </w:t>
+        <w:t xml:space="preserve">Так как бюджет проекта равен 50 000 руб, то его хватит для покрытия всех расходов. </w:t>
       </w:r>
       <w:r>
         <w:t>Г</w:t>
@@ -3158,7 +3304,7 @@
     </w:p>
     <w:p/>
     <w:sectPr>
-      <w:footerReference w:type="default" r:id="rId21"/>
+      <w:footerReference w:type="default" r:id="rId23"/>
       <w:pgSz w:w="11906" w:h="16838"/>
       <w:pgMar w:top="720" w:right="720" w:bottom="720" w:left="720" w:header="708" w:footer="708" w:gutter="0"/>
       <w:cols w:space="708"/>

--- a/lab_2/docs/epe_lab_2.docx
+++ b/lab_2/docs/epe_lab_2.docx
@@ -1926,7 +1926,25 @@
     </w:p>
     <w:p>
       <w:r>
-        <w:t>В представлении Форма ресурсов и в колонке Задержка установлена задержка использования оборудования. Пример назначения задержки приведен на рисунке 2.</w:t>
+        <w:t>В представлении Форма ресурсов и в колонке Задержка установлена задержка использования оборудования</w:t>
+      </w:r>
+      <w:r>
+        <w:t xml:space="preserve"> (Ресурсный лист</w:t>
+      </w:r>
+      <w:r>
+        <w:t xml:space="preserve"> -&gt; </w:t>
+      </w:r>
+      <w:r>
+        <w:t xml:space="preserve">Ресурс </w:t>
+      </w:r>
+      <w:r>
+        <w:t>-&gt;</w:t>
+      </w:r>
+      <w:r>
+        <w:t xml:space="preserve"> Подробно)</w:t>
+      </w:r>
+      <w:r>
+        <w:t>. Пример назначения задержки приведен на рисунке 2.</w:t>
       </w:r>
     </w:p>
     <w:p>
@@ -2153,7 +2171,15 @@
         <w:t>4</w:t>
       </w:r>
       <w:r>
-        <w:t xml:space="preserve"> – Диаграмма Ганта проекта тренировочного задания с назначенными трудовыми ресурсами</w:t>
+        <w:t xml:space="preserve"> – Диаграмма </w:t>
+      </w:r>
+      <w:proofErr w:type="spellStart"/>
+      <w:r>
+        <w:t>Ганта</w:t>
+      </w:r>
+      <w:proofErr w:type="spellEnd"/>
+      <w:r>
+        <w:t xml:space="preserve"> проекта тренировочного задания с назначенными трудовыми ресурсами</w:t>
       </w:r>
     </w:p>
     <w:p/>
@@ -2479,6 +2505,9 @@
         <w:jc w:val="center"/>
       </w:pPr>
       <w:r>
+        <w:rPr>
+          <w:noProof/>
+        </w:rPr>
         <w:drawing>
           <wp:inline distT="0" distB="0" distL="0" distR="0" wp14:anchorId="50BD9EBB" wp14:editId="3ED56C28">
             <wp:extent cx="6645910" cy="3180715"/>
@@ -2551,6 +2580,9 @@
         <w:jc w:val="center"/>
       </w:pPr>
       <w:r>
+        <w:rPr>
+          <w:noProof/>
+        </w:rPr>
         <w:lastRenderedPageBreak/>
         <w:drawing>
           <wp:inline distT="0" distB="0" distL="0" distR="0" wp14:anchorId="16F6DD11" wp14:editId="7BBF7A66">
@@ -2594,7 +2626,15 @@
         <w:ind w:firstLine="0"/>
       </w:pPr>
       <w:r>
-        <w:t>На примере системного аналитика видно, что перегрузка возникла из-за того что ему выдали задачи, которые начинаются в одно и то же время с трудозатратами суммарно 200 часов, а срок выполнения задач 2 и 3 недели.</w:t>
+        <w:t xml:space="preserve">На примере системного аналитика видно, что перегрузка возникла </w:t>
+      </w:r>
+      <w:proofErr w:type="gramStart"/>
+      <w:r>
+        <w:t>из-за того что</w:t>
+      </w:r>
+      <w:proofErr w:type="gramEnd"/>
+      <w:r>
+        <w:t xml:space="preserve"> ему выдали задачи, которые начинаются в одно и то же время с трудозатратами суммарно 200 часов, а срок выполнения задач 2 и 3 недели.</w:t>
       </w:r>
     </w:p>
     <w:p>
@@ -2603,6 +2643,9 @@
         <w:jc w:val="center"/>
       </w:pPr>
       <w:r>
+        <w:rPr>
+          <w:noProof/>
+        </w:rPr>
         <w:drawing>
           <wp:inline distT="0" distB="0" distL="0" distR="0" wp14:anchorId="439296AC" wp14:editId="0077BB72">
             <wp:extent cx="6645910" cy="1726565"/>
@@ -2917,6 +2960,9 @@
         <w:jc w:val="center"/>
       </w:pPr>
       <w:r>
+        <w:rPr>
+          <w:noProof/>
+        </w:rPr>
         <w:drawing>
           <wp:inline distT="0" distB="0" distL="0" distR="0" wp14:anchorId="206BF114" wp14:editId="4B047F79">
             <wp:extent cx="6645910" cy="5620385"/>
@@ -2973,23 +3019,31 @@
       </w:r>
     </w:p>
     <w:p>
-      <w:r>
-        <w:t>Круговая диаграмм</w:t>
-      </w:r>
-      <w:r>
-        <w:t>а</w:t>
-      </w:r>
-      <w:r>
-        <w:t xml:space="preserve"> о затратах</w:t>
+      <w:pPr>
+        <w:ind w:firstLine="0"/>
+      </w:pPr>
+    </w:p>
+    <w:p>
+      <w:r>
+        <w:t>Структуризация трудозатрат по группам ресурсов приведены на рисунке 2.7.</w:t>
       </w:r>
       <w:r>
         <w:t xml:space="preserve"> </w:t>
       </w:r>
       <w:r>
-        <w:t>по структурным группам ресурсов представлены на рисунк</w:t>
-      </w:r>
-      <w:r>
-        <w:t>е 2.6</w:t>
+        <w:t>Вид -</w:t>
+      </w:r>
+      <w:r>
+        <w:t>&gt;</w:t>
+      </w:r>
+      <w:r>
+        <w:t xml:space="preserve"> Лист ресурсов, Таблицы -</w:t>
+      </w:r>
+      <w:r>
+        <w:t>&gt;</w:t>
+      </w:r>
+      <w:r>
+        <w:t xml:space="preserve"> Трудозатраты, Группировка по группам ресурсов</w:t>
       </w:r>
       <w:r>
         <w:t>.</w:t>
@@ -3001,12 +3055,15 @@
         <w:jc w:val="center"/>
       </w:pPr>
       <w:r>
+        <w:rPr>
+          <w:noProof/>
+        </w:rPr>
         <w:lastRenderedPageBreak/>
         <w:drawing>
-          <wp:inline distT="0" distB="0" distL="0" distR="0" wp14:anchorId="590AEA7E" wp14:editId="0CFBB75B">
-            <wp:extent cx="6645910" cy="4061460"/>
+          <wp:inline distT="0" distB="0" distL="0" distR="0" wp14:anchorId="0B3173C8" wp14:editId="03337A8E">
+            <wp:extent cx="6645910" cy="4270375"/>
             <wp:effectExtent l="0" t="0" r="2540" b="0"/>
-            <wp:docPr id="14" name="Рисунок 14"/>
+            <wp:docPr id="12" name="Рисунок 12"/>
             <wp:cNvGraphicFramePr>
               <a:graphicFrameLocks xmlns:a="http://schemas.openxmlformats.org/drawingml/2006/main" noChangeAspect="1"/>
             </wp:cNvGraphicFramePr>
@@ -3026,7 +3083,7 @@
                   <pic:spPr>
                     <a:xfrm>
                       <a:off x="0" y="0"/>
-                      <a:ext cx="6645910" cy="4061460"/>
+                      <a:ext cx="6645910" cy="4270375"/>
                     </a:xfrm>
                     <a:prstGeom prst="rect">
                       <a:avLst/>
@@ -3045,47 +3102,55 @@
         <w:jc w:val="center"/>
       </w:pPr>
       <w:r>
-        <w:t>Рисунок 2.6 – Распределение затрат по структурным группам ресурсов</w:t>
-      </w:r>
-    </w:p>
-    <w:p>
-      <w:pPr>
-        <w:ind w:firstLine="0"/>
-      </w:pPr>
-    </w:p>
-    <w:p>
-      <w:r>
-        <w:t>Структуризация трудозатрат по группам ресурсов приведены на рисунке 2.</w:t>
-      </w:r>
-      <w:r>
-        <w:t>7</w:t>
-      </w:r>
-      <w:r>
-        <w:t>.</w:t>
+        <w:t xml:space="preserve">Рисунок </w:t>
+      </w:r>
+      <w:r>
+        <w:t>2.</w:t>
+      </w:r>
+      <w:r>
+        <w:t>7 – Структуризация трудозатрат</w:t>
       </w:r>
       <w:r>
         <w:t xml:space="preserve"> </w:t>
       </w:r>
       <w:r>
-        <w:t>Вид -</w:t>
-      </w:r>
-      <w:r>
-        <w:t>&gt;</w:t>
-      </w:r>
-      <w:r>
-        <w:t xml:space="preserve"> Лист ресурсов, Таблицы -</w:t>
-      </w:r>
-      <w:r>
-        <w:t>&gt;</w:t>
+        <w:t>по группам ресурсов</w:t>
+      </w:r>
+    </w:p>
+    <w:p/>
+    <w:p/>
+    <w:p/>
+    <w:p/>
+    <w:p/>
+    <w:p/>
+    <w:p/>
+    <w:p/>
+    <w:p/>
+    <w:p/>
+    <w:p/>
+    <w:p/>
+    <w:p/>
+    <w:p/>
+    <w:p/>
+    <w:p>
+      <w:r>
+        <w:lastRenderedPageBreak/>
+        <w:t>Круговая диаграмм</w:t>
+      </w:r>
+      <w:r>
+        <w:t>а</w:t>
+      </w:r>
+      <w:r>
+        <w:t xml:space="preserve"> о затратах</w:t>
       </w:r>
       <w:r>
         <w:t xml:space="preserve"> </w:t>
       </w:r>
       <w:r>
-        <w:t>Трудоз</w:t>
-      </w:r>
-      <w:r>
-        <w:t>атраты, Группировка по группам ресурсов</w:t>
+        <w:t>по структурным группам ресурсов представлены на рисунк</w:t>
+      </w:r>
+      <w:r>
+        <w:t>е 2.6</w:t>
       </w:r>
       <w:r>
         <w:t>.</w:t>
@@ -3097,12 +3162,14 @@
         <w:jc w:val="center"/>
       </w:pPr>
       <w:r>
-        <w:lastRenderedPageBreak/>
+        <w:rPr>
+          <w:noProof/>
+        </w:rPr>
         <w:drawing>
-          <wp:inline distT="0" distB="0" distL="0" distR="0" wp14:anchorId="41D4AEB5" wp14:editId="32B864C7">
-            <wp:extent cx="6645910" cy="4270375"/>
+          <wp:inline distT="0" distB="0" distL="0" distR="0" wp14:anchorId="0005BA1B" wp14:editId="2CAEA989">
+            <wp:extent cx="6645910" cy="4236720"/>
             <wp:effectExtent l="0" t="0" r="2540" b="0"/>
-            <wp:docPr id="12" name="Рисунок 12"/>
+            <wp:docPr id="3" name="Рисунок 3"/>
             <wp:cNvGraphicFramePr>
               <a:graphicFrameLocks xmlns:a="http://schemas.openxmlformats.org/drawingml/2006/main" noChangeAspect="1"/>
             </wp:cNvGraphicFramePr>
@@ -3122,7 +3189,7 @@
                   <pic:spPr>
                     <a:xfrm>
                       <a:off x="0" y="0"/>
-                      <a:ext cx="6645910" cy="4270375"/>
+                      <a:ext cx="6645910" cy="4236720"/>
                     </a:xfrm>
                     <a:prstGeom prst="rect">
                       <a:avLst/>
@@ -3141,22 +3208,7 @@
         <w:jc w:val="center"/>
       </w:pPr>
       <w:r>
-        <w:t xml:space="preserve">Рисунок </w:t>
-      </w:r>
-      <w:r>
-        <w:t>2.</w:t>
-      </w:r>
-      <w:r>
-        <w:t>7</w:t>
-      </w:r>
-      <w:r>
-        <w:t xml:space="preserve"> – Структуризация трудозатрат</w:t>
-      </w:r>
-      <w:r>
-        <w:t xml:space="preserve"> </w:t>
-      </w:r>
-      <w:r>
-        <w:t>по группам ресурсов</w:t>
+        <w:t>Рисунок 2.6 – Распределение затрат по структурным группам ресурсов</w:t>
       </w:r>
     </w:p>
     <w:p>
@@ -3167,6 +3219,9 @@
     <w:p>
       <w:pPr>
         <w:jc w:val="center"/>
+        <w:rPr>
+          <w:noProof/>
+        </w:rPr>
       </w:pPr>
       <w:r>
         <w:lastRenderedPageBreak/>
@@ -3185,11 +3240,14 @@
         <w:t xml:space="preserve"> </w:t>
       </w:r>
       <w:r>
+        <w:rPr>
+          <w:noProof/>
+        </w:rPr>
         <w:drawing>
-          <wp:inline distT="0" distB="0" distL="0" distR="0" wp14:anchorId="3B47BBBD" wp14:editId="0547FC2B">
-            <wp:extent cx="6645910" cy="4100830"/>
-            <wp:effectExtent l="0" t="0" r="2540" b="0"/>
-            <wp:docPr id="13" name="Рисунок 13"/>
+          <wp:inline distT="0" distB="0" distL="0" distR="0" wp14:anchorId="15C31ECE" wp14:editId="32511323">
+            <wp:extent cx="6645910" cy="4091940"/>
+            <wp:effectExtent l="0" t="0" r="2540" b="3810"/>
+            <wp:docPr id="2" name="Рисунок 2"/>
             <wp:cNvGraphicFramePr>
               <a:graphicFrameLocks xmlns:a="http://schemas.openxmlformats.org/drawingml/2006/main" noChangeAspect="1"/>
             </wp:cNvGraphicFramePr>
@@ -3209,7 +3267,7 @@
                   <pic:spPr>
                     <a:xfrm>
                       <a:off x="0" y="0"/>
-                      <a:ext cx="6645910" cy="4100830"/>
+                      <a:ext cx="6645910" cy="4091940"/>
                     </a:xfrm>
                     <a:prstGeom prst="rect">
                       <a:avLst/>
@@ -3226,8 +3284,19 @@
       <w:pPr>
         <w:jc w:val="center"/>
       </w:pPr>
-      <w:r>
-        <w:t>Рисунок 2.8 – Распределение трудозатрат по структурным грyппам ресурсов</w:t>
+    </w:p>
+    <w:p>
+      <w:pPr>
+        <w:jc w:val="center"/>
+      </w:pPr>
+      <w:r>
+        <w:t xml:space="preserve">Рисунок 2.8 – Распределение трудозатрат по структурным </w:t>
+      </w:r>
+      <w:r>
+        <w:t>группам</w:t>
+      </w:r>
+      <w:r>
+        <w:t xml:space="preserve"> ресурсов</w:t>
       </w:r>
     </w:p>
     <w:p>
@@ -3251,14 +3320,27 @@
         <w:t xml:space="preserve">затраты на проект составили </w:t>
       </w:r>
       <w:r>
-        <w:t>37 506,00 ₽</w:t>
+        <w:t>47 982</w:t>
+      </w:r>
+      <w:r>
+        <w:t>,00 ₽</w:t>
       </w:r>
       <w:r>
         <w:t xml:space="preserve">. </w:t>
       </w:r>
       <w:r>
-        <w:t xml:space="preserve">Так как бюджет проекта равен 50 000 руб, то его хватит для покрытия всех расходов. </w:t>
-      </w:r>
+        <w:t xml:space="preserve">Так как бюджет проекта равен 50 000 </w:t>
+      </w:r>
+      <w:proofErr w:type="spellStart"/>
+      <w:r>
+        <w:t>руб</w:t>
+      </w:r>
+      <w:proofErr w:type="spellEnd"/>
+      <w:r>
+        <w:t xml:space="preserve">, то его хватит для покрытия всех расходов. </w:t>
+      </w:r>
+    </w:p>
+    <w:p>
       <w:r>
         <w:t>Г</w:t>
       </w:r>
@@ -3287,22 +3369,92 @@
         <w:t>а</w:t>
       </w:r>
       <w:r>
-        <w:t xml:space="preserve"> как по затратам так и по трудозатратам. Группа Ввод данных </w:t>
-      </w:r>
-      <w:r>
-        <w:t>являясь</w:t>
-      </w:r>
-      <w:r>
-        <w:t xml:space="preserve"> соизмеримо</w:t>
-      </w:r>
-      <w:r>
-        <w:t>й</w:t>
-      </w:r>
-      <w:r>
-        <w:t xml:space="preserve"> по трудозатратам с граппой Программирование имеет почти в 4 раза меньше затрат.</w:t>
+        <w:t xml:space="preserve"> </w:t>
+      </w:r>
+      <w:r>
+        <w:t>по затратам</w:t>
+      </w:r>
+      <w:r>
+        <w:t xml:space="preserve"> (50</w:t>
+      </w:r>
+      <w:r>
+        <w:t>%</w:t>
+      </w:r>
+      <w:r>
+        <w:t>)</w:t>
+      </w:r>
+      <w:r>
+        <w:t xml:space="preserve">. </w:t>
+      </w:r>
+      <w:r>
+        <w:t>Самым затратным оказался анализ – при 2</w:t>
+      </w:r>
+      <w:r>
+        <w:t>%</w:t>
+      </w:r>
+      <w:r>
+        <w:t xml:space="preserve"> трудозатрат они требуют 10</w:t>
+      </w:r>
+      <w:r>
+        <w:t>%</w:t>
+      </w:r>
+      <w:r>
+        <w:t xml:space="preserve"> затрат.</w:t>
+      </w:r>
+    </w:p>
+    <w:p>
+      <w:r>
+        <w:t>Наиболее выгодной оказал</w:t>
+      </w:r>
+      <w:r>
+        <w:t>и</w:t>
+      </w:r>
+      <w:r>
+        <w:t>сь группы Ввод данных и Аренда, так как при затратах 11</w:t>
+      </w:r>
+      <w:r>
+        <w:t>%</w:t>
+      </w:r>
+      <w:r>
+        <w:t xml:space="preserve"> и 13</w:t>
+      </w:r>
+      <w:r>
+        <w:t>%</w:t>
+      </w:r>
+      <w:r>
+        <w:t xml:space="preserve"> составили трудозатраты 26</w:t>
+      </w:r>
+      <w:r>
+        <w:t>%</w:t>
+      </w:r>
+      <w:r>
+        <w:t xml:space="preserve"> и 32</w:t>
+      </w:r>
+      <w:r>
+        <w:t>%</w:t>
+      </w:r>
+      <w:r>
+        <w:t xml:space="preserve"> соответственно</w:t>
+      </w:r>
+      <w:r>
+        <w:t>.</w:t>
       </w:r>
     </w:p>
     <w:p/>
+    <w:p>
+      <w:r>
+        <w:t>(</w:t>
+      </w:r>
+      <w:r>
+        <w:t>Трудозатраты = Длительность * Количество ресурсов</w:t>
+      </w:r>
+      <w:r>
+        <w:t>)</w:t>
+      </w:r>
+      <w:r>
+        <w:t xml:space="preserve"> </w:t>
+      </w:r>
+    </w:p>
     <w:sectPr>
       <w:footerReference w:type="default" r:id="rId23"/>
       <w:pgSz w:w="11906" w:h="16838"/>
